--- a/frontend/public/resume/hossein-khalili-resume-fa.docx
+++ b/frontend/public/resume/hossein-khalili-resume-fa.docx
@@ -183,7 +183,7 @@
           <w:cs/>
           <w:rtl/>
         </w:rPr>
-        <w:t>مهندس ارشد فرانت‌اند (از ۲۰۱۸) برای اپلیکیشن‌های وب پیچیده در production. با React / Next.js / TypeScript رابط ترید بلادرنگ، محصولات کریپتو و fintech، داشبورد چندنقشی و ابزار ادمین داده‌محور می‌سازم — با WebSocket، Socket.io و SignalR متصل به state قابل نگهداری کلاینت (Redux، Zustand، TanStack Query). معماری فرانت‌اند را از لندینگ تا سطوح لاگین‌شده محصول بر عهده می‌گیرم. مسیر فول‌استک را با NestJS روی پروژه واقعی دنبال می‌کنم — یادگیری و ساخت، نه ادعای تخصص بک‌اند.</w:t>
+        <w:t>مهندس ارشد فرانت‌اند (از ۲۰۱۸) برای اپلیکیشن‌های وب پیچیده در production. با React / Next.js / TypeScript رابط ترید بلادرنگ، محصولات کریپتو و fintech، داشبورد چندنقشی و ابزار ادمین داده‌محور می‌سازم — با WebSocket، Socket.io و SignalR متصل به state قابل نگهداری کلاینت (Redux، Zustand، TanStack Query). فریلنسر فرانت‌اند: پیاده‌سازی فرانت‌اند از لندینگ تا سطوح لاگین‌شده با من است؛ نقش‌های دیگر فنی و دیزاین تیمی‌اند. NestJS را روی پروژه‌های کوچک و تمرینی پیش می‌برم — مسیر یادگیری بک‌اند، نه بک‌اند کامل در production.</w:t>
       </w:r>
     </w:p>
     <w:p>
@@ -367,7 +367,7 @@
           <w:cs/>
           <w:rtl/>
         </w:rPr>
-        <w:t xml:space="preserve">در حال یادگیری  </w:t>
+        <w:t xml:space="preserve">در حال یادگیری و ساخت  </w:t>
       </w:r>
       <w:r>
         <w:rPr>
@@ -575,7 +575,7 @@
           <w:cs/>
           <w:rtl/>
         </w:rPr>
-        <w:t>کل فرانت‌اند محصول پشتیبانی مشتری مبتنی بر AI (teechats.com) را ساختم: ویجت چت شناور (دستیار AI محدود به قوانین کسب‌وکار و ارجاع به انسان) به‌همراه پنل ادمین برای قوانین، analytics و ورود به پشتیبانی زنده.</w:t>
+        <w:t>فرانت‌اند دستیار خرید AI برای فروشگاه‌های اینترنتی، به‌صورت پلاگین Wix (teechats.com). بات از محصولات همان فروشگاه به‌علاوهٔ قوانین تعریف‌شده و قوانین اضافه‌ای که فروشنده می‌گذارد استفاده می‌کند تا راهنمایی مخصوص همان فروشگاه باشد — برای تسریع فروش و هدایت مشتری در مسیر خرید.</w:t>
       </w:r>
     </w:p>
     <w:p>
@@ -594,7 +594,7 @@
           <w:cs/>
           <w:rtl/>
         </w:rPr>
-        <w:t>UI چت بلادرنگ با SignalR — نشانگر تایپ، صف پیام و نقش‌های آگاه از RBAC (React، TypeScript، Zustand).</w:t>
+        <w:t>UI چت بلادرنگ با SignalR — نشانگر تایپ، صف پیام و نقش‌های آگاه از RBAC (React، TypeScript، Zustand). قراردادی جدا از کار Octopus در Graphay.</w:t>
       </w:r>
     </w:p>
     <w:p>
@@ -682,7 +682,7 @@
           <w:cs/>
           <w:rtl/>
         </w:rPr>
-        <w:t>معماری فرانت‌اند arz.me را رهبری کردم (زمینه barman-tech / Graphay): لندینگ SEO و اپ لاگین‌شده صرافی — کیف پول، خرید/فروش، قیمت زنده، پشتیبانی. فید بازار Socket.io؛ Next.js، TypeScript، Zustand، TanStack Query.</w:t>
+        <w:t>به‌عنوان فریلنسر فرانت‌اند، کل فرانت‌اند arz.me را خودم ساختم — لندینگ عمومی و اپ لاگین‌شده صرافی (کیف پول، خرید/فروش، قیمت زنده، پشتیبانی) — از مسیر barman-tech / Graphay؛ نقش‌های دیگر تیمی بودند. فید بازار Socket.io؛ Next.js، TypeScript، Zustand، TanStack Query.</w:t>
       </w:r>
     </w:p>
     <w:p>
@@ -701,7 +701,26 @@
           <w:cs/>
           <w:rtl/>
         </w:rPr>
-        <w:t>فرانت‌اند محصولات چت‌بات AI (Llama / OpenAI) — UI چت بلادرنگ، یکپارچه‌سازی پردازش تصویر، و سطوح پلاگین Graphay Octopus.</w:t>
+        <w:t>Octopus AI — پروژه فریلنس Graphay، شبیه ChatGPT اما در آن زمان تخصصی‌تر: تولید ویدیو، فایل Excel و پژوهش، به‌علاوه پلاگین با نوشتن اسکریپت Python (وقتی هنوز در ChatGPT ساده نبود).</w:t>
+      </w:r>
+    </w:p>
+    <w:p>
+      <w:pPr>
+        <w:pStyle w:val="ListBullet"/>
+        <w:bidi w:val="1"/>
+        <w:spacing w:before="0" w:after="20" w:line="230" w:lineRule="auto"/>
+        <w:jc w:val="right"/>
+      </w:pPr>
+      <w:r>
+        <w:rPr>
+          <w:rFonts w:ascii="Tahoma" w:hAnsi="Tahoma" w:eastAsia="Tahoma" w:cs="Tahoma"/>
+          <w:b w:val="0"/>
+          <w:color w:val="1A1A1A"/>
+          <w:sz w:val="21"/>
+          <w:cs/>
+          <w:rtl/>
+        </w:rPr>
+        <w:t>فرانت‌اند کارهای AI دیگر Graphay (UI چت Llama / OpenAI و یکپارچه‌سازی پردازش تصویر).</w:t>
       </w:r>
     </w:p>
     <w:p>
@@ -725,75 +744,6 @@
     </w:p>
     <w:p>
       <w:pPr>
-        <w:bidi w:val="1"/>
-        <w:spacing w:before="80" w:after="0" w:line="220" w:lineRule="auto"/>
-        <w:jc w:val="right"/>
-      </w:pPr>
-      <w:r>
-        <w:rPr>
-          <w:rFonts w:ascii="Tahoma" w:hAnsi="Tahoma" w:eastAsia="Tahoma" w:cs="Tahoma"/>
-          <w:b/>
-          <w:color w:val="1A1A1A"/>
-          <w:sz w:val="22"/>
-          <w:cs/>
-          <w:rtl/>
-        </w:rPr>
-        <w:t>Detifi</w:t>
-      </w:r>
-      <w:r>
-        <w:rPr>
-          <w:rFonts w:ascii="Tahoma" w:hAnsi="Tahoma" w:eastAsia="Tahoma" w:cs="Tahoma"/>
-          <w:b w:val="0"/>
-          <w:color w:val="1A1A1A"/>
-          <w:sz w:val="20"/>
-          <w:cs/>
-          <w:rtl/>
-        </w:rPr>
-        <w:t xml:space="preserve">    </w:t>
-      </w:r>
-      <w:r>
-        <w:rPr>
-          <w:rFonts w:ascii="Tahoma" w:hAnsi="Tahoma" w:eastAsia="Tahoma" w:cs="Tahoma"/>
-          <w:b/>
-          <w:color w:val="4B5563"/>
-          <w:sz w:val="20"/>
-          <w:cs/>
-          <w:rtl/>
-        </w:rPr>
-        <w:t>مارس ۲۰۲۴ – اوت ۲۰۲۴</w:t>
-      </w:r>
-    </w:p>
-    <w:p>
-      <w:pPr>
-        <w:bidi w:val="1"/>
-        <w:spacing w:before="0" w:after="20" w:line="220" w:lineRule="auto"/>
-        <w:jc w:val="right"/>
-      </w:pPr>
-      <w:r>
-        <w:rPr>
-          <w:rFonts w:ascii="Tahoma" w:hAnsi="Tahoma" w:eastAsia="Tahoma" w:cs="Tahoma"/>
-          <w:b/>
-          <w:color w:val="1B365D"/>
-          <w:sz w:val="21"/>
-          <w:cs/>
-          <w:rtl/>
-        </w:rPr>
-        <w:t>توسعه‌دهنده ارشد فرانت‌اند، قراردادی</w:t>
-      </w:r>
-      <w:r>
-        <w:rPr>
-          <w:rFonts w:ascii="Tahoma" w:hAnsi="Tahoma" w:eastAsia="Tahoma" w:cs="Tahoma"/>
-          <w:b w:val="0"/>
-          <w:color w:val="4B5563"/>
-          <w:sz w:val="20"/>
-          <w:cs/>
-          <w:rtl/>
-        </w:rPr>
-        <w:t xml:space="preserve">  ·  لندن، بریتانیا</w:t>
-      </w:r>
-    </w:p>
-    <w:p>
-      <w:pPr>
         <w:pStyle w:val="ListBullet"/>
         <w:bidi w:val="1"/>
         <w:spacing w:before="0" w:after="20" w:line="230" w:lineRule="auto"/>
@@ -808,7 +758,7 @@
           <w:cs/>
           <w:rtl/>
         </w:rPr>
-        <w:t>فرانت‌اند محصول پژوهشی کریپتو مبتنی بر AI (insights، چت‌بات و لندینگ)، شامل UX و دسترسی‌پذیری روی صفحه‌های داده‌محور سرمایه‌گذار. کار فرانت‌اند / JavaScript — نه تحلیل بازار مستقل.</w:t>
+        <w:t>Detifi — محصول پژوهشی کریپتو Graphay (insights، چت‌بات، لندینگ) که ادامه پیدا نکرد؛ همان بنیان‌گذار Graphay. فقط فرانت‌اند — نه کارفرمای جدا.</w:t>
       </w:r>
     </w:p>
     <w:p>
@@ -984,7 +934,7 @@
           <w:cs/>
           <w:rtl/>
         </w:rPr>
-        <w:t>PWA هایپرمارکت Ronda24 را ساختم (Next.js، Tailwind): خرید مشتری به‌همراه پنل سازمان و لجستیک.</w:t>
+        <w:t>PWA هایپرمارکت راندا۲۴ (Arsal Web) را با Next.js و Tailwind ساختم: خرید مشتری به‌همراه پنل سازمان و لجستیک.</w:t>
       </w:r>
     </w:p>
     <w:p>
@@ -1022,7 +972,7 @@
           <w:cs/>
           <w:rtl/>
         </w:rPr>
-        <w:t>دو قابلیت PWA — تاریخچه خرید و خرید مجدد سبد قبلی — که با افزایش حدود ۱۰٪ فروش همراه بود.</w:t>
+        <w:t>دو قابلیت PWA — تاریخچه خرید و خرید مجدد سبد قبلی.</w:t>
       </w:r>
     </w:p>
     <w:p>
@@ -1223,201 +1173,6 @@
     <w:p>
       <w:pPr>
         <w:bidi w:val="1"/>
-        <w:spacing w:before="80" w:after="0" w:line="220" w:lineRule="auto"/>
-        <w:jc w:val="right"/>
-      </w:pPr>
-      <w:r>
-        <w:rPr>
-          <w:rFonts w:ascii="Tahoma" w:hAnsi="Tahoma" w:eastAsia="Tahoma" w:cs="Tahoma"/>
-          <w:b/>
-          <w:color w:val="1A1A1A"/>
-          <w:sz w:val="22"/>
-          <w:cs/>
-          <w:rtl/>
-        </w:rPr>
-        <w:t>alborztd.ir</w:t>
-      </w:r>
-      <w:r>
-        <w:rPr>
-          <w:rFonts w:ascii="Tahoma" w:hAnsi="Tahoma" w:eastAsia="Tahoma" w:cs="Tahoma"/>
-          <w:b w:val="0"/>
-          <w:color w:val="1A1A1A"/>
-          <w:sz w:val="20"/>
-          <w:cs/>
-          <w:rtl/>
-        </w:rPr>
-        <w:t xml:space="preserve">    </w:t>
-      </w:r>
-      <w:r>
-        <w:rPr>
-          <w:rFonts w:ascii="Tahoma" w:hAnsi="Tahoma" w:eastAsia="Tahoma" w:cs="Tahoma"/>
-          <w:b/>
-          <w:color w:val="4B5563"/>
-          <w:sz w:val="20"/>
-          <w:cs/>
-          <w:rtl/>
-        </w:rPr>
-        <w:t>دسامبر ۲۰۱۸ – سپتامبر ۲۰۲۰</w:t>
-      </w:r>
-    </w:p>
-    <w:p>
-      <w:pPr>
-        <w:bidi w:val="1"/>
-        <w:spacing w:before="0" w:after="20" w:line="220" w:lineRule="auto"/>
-        <w:jc w:val="right"/>
-      </w:pPr>
-      <w:r>
-        <w:rPr>
-          <w:rFonts w:ascii="Tahoma" w:hAnsi="Tahoma" w:eastAsia="Tahoma" w:cs="Tahoma"/>
-          <w:b/>
-          <w:color w:val="1B365D"/>
-          <w:sz w:val="21"/>
-          <w:cs/>
-          <w:rtl/>
-        </w:rPr>
-        <w:t>توسعه‌دهنده فرانت‌اند وب</w:t>
-      </w:r>
-      <w:r>
-        <w:rPr>
-          <w:rFonts w:ascii="Tahoma" w:hAnsi="Tahoma" w:eastAsia="Tahoma" w:cs="Tahoma"/>
-          <w:b w:val="0"/>
-          <w:color w:val="4B5563"/>
-          <w:sz w:val="20"/>
-          <w:cs/>
-          <w:rtl/>
-        </w:rPr>
-        <w:t xml:space="preserve">  ·  حضوری · ساری، مازندران</w:t>
-      </w:r>
-    </w:p>
-    <w:p>
-      <w:pPr>
-        <w:pStyle w:val="ListBullet"/>
-        <w:bidi w:val="1"/>
-        <w:spacing w:before="0" w:after="20" w:line="230" w:lineRule="auto"/>
-        <w:jc w:val="right"/>
-      </w:pPr>
-      <w:r>
-        <w:rPr>
-          <w:rFonts w:ascii="Tahoma" w:hAnsi="Tahoma" w:eastAsia="Tahoma" w:cs="Tahoma"/>
-          <w:b w:val="0"/>
-          <w:color w:val="1A1A1A"/>
-          <w:sz w:val="21"/>
-          <w:cs/>
-          <w:rtl/>
-        </w:rPr>
-        <w:t>فرانت‌اند سامانه کنترل داروهای مخدر استان مازندران، مورد استفاده بیش از ۴۰۰ مرکز و بیش از ۲۰٬۰۰۰ بیمار.</w:t>
-      </w:r>
-    </w:p>
-    <w:p>
-      <w:pPr>
-        <w:pStyle w:val="ListBullet"/>
-        <w:bidi w:val="1"/>
-        <w:spacing w:before="0" w:after="20" w:line="230" w:lineRule="auto"/>
-        <w:jc w:val="right"/>
-      </w:pPr>
-      <w:r>
-        <w:rPr>
-          <w:rFonts w:ascii="Tahoma" w:hAnsi="Tahoma" w:eastAsia="Tahoma" w:cs="Tahoma"/>
-          <w:b w:val="0"/>
-          <w:color w:val="1A1A1A"/>
-          <w:sz w:val="21"/>
-          <w:cs/>
-          <w:rtl/>
-        </w:rPr>
-        <w:t>UI نوبت‌دهی برای دریافت دارو؛ کنترل مصرف ماهانه؛ گزارش مصرف به‌ازای هر مرکز (HTML، CSS، jQuery).</w:t>
-      </w:r>
-    </w:p>
-    <w:p>
-      <w:pPr>
-        <w:bidi w:val="1"/>
-        <w:spacing w:before="80" w:after="0" w:line="220" w:lineRule="auto"/>
-        <w:jc w:val="right"/>
-      </w:pPr>
-      <w:r>
-        <w:rPr>
-          <w:rFonts w:ascii="Tahoma" w:hAnsi="Tahoma" w:eastAsia="Tahoma" w:cs="Tahoma"/>
-          <w:b/>
-          <w:color w:val="1A1A1A"/>
-          <w:sz w:val="22"/>
-          <w:cs/>
-          <w:rtl/>
-        </w:rPr>
-        <w:t>alborztd.ir</w:t>
-      </w:r>
-      <w:r>
-        <w:rPr>
-          <w:rFonts w:ascii="Tahoma" w:hAnsi="Tahoma" w:eastAsia="Tahoma" w:cs="Tahoma"/>
-          <w:b w:val="0"/>
-          <w:color w:val="1A1A1A"/>
-          <w:sz w:val="20"/>
-          <w:cs/>
-          <w:rtl/>
-        </w:rPr>
-        <w:t xml:space="preserve">    </w:t>
-      </w:r>
-      <w:r>
-        <w:rPr>
-          <w:rFonts w:ascii="Tahoma" w:hAnsi="Tahoma" w:eastAsia="Tahoma" w:cs="Tahoma"/>
-          <w:b/>
-          <w:color w:val="4B5563"/>
-          <w:sz w:val="20"/>
-          <w:cs/>
-          <w:rtl/>
-        </w:rPr>
-        <w:t>اوت ۲۰۱۶ – مه ۲۰۱۷</w:t>
-      </w:r>
-    </w:p>
-    <w:p>
-      <w:pPr>
-        <w:bidi w:val="1"/>
-        <w:spacing w:before="0" w:after="20" w:line="220" w:lineRule="auto"/>
-        <w:jc w:val="right"/>
-      </w:pPr>
-      <w:r>
-        <w:rPr>
-          <w:rFonts w:ascii="Tahoma" w:hAnsi="Tahoma" w:eastAsia="Tahoma" w:cs="Tahoma"/>
-          <w:b/>
-          <w:color w:val="1B365D"/>
-          <w:sz w:val="21"/>
-          <w:cs/>
-          <w:rtl/>
-        </w:rPr>
-        <w:t>توسعه‌دهنده فرانت‌اند وب</w:t>
-      </w:r>
-      <w:r>
-        <w:rPr>
-          <w:rFonts w:ascii="Tahoma" w:hAnsi="Tahoma" w:eastAsia="Tahoma" w:cs="Tahoma"/>
-          <w:b w:val="0"/>
-          <w:color w:val="4B5563"/>
-          <w:sz w:val="20"/>
-          <w:cs/>
-          <w:rtl/>
-        </w:rPr>
-        <w:t xml:space="preserve">  ·  ساری، مازندران</w:t>
-      </w:r>
-    </w:p>
-    <w:p>
-      <w:pPr>
-        <w:pStyle w:val="ListBullet"/>
-        <w:bidi w:val="1"/>
-        <w:spacing w:before="0" w:after="20" w:line="230" w:lineRule="auto"/>
-        <w:jc w:val="right"/>
-      </w:pPr>
-      <w:r>
-        <w:rPr>
-          <w:rFonts w:ascii="Tahoma" w:hAnsi="Tahoma" w:eastAsia="Tahoma" w:cs="Tahoma"/>
-          <w:b w:val="0"/>
-          <w:color w:val="1A1A1A"/>
-          <w:sz w:val="21"/>
-          <w:cs/>
-          <w:rtl/>
-        </w:rPr>
-        <w:t>توسعه فرانت‌اند وب با HTML و CSS. دوره قبلی همکاری با همان شرکت.</w:t>
-      </w:r>
-    </w:p>
-    <w:p>
-      <w:pPr>
-        <w:bidi w:val="1"/>
         <w:spacing w:before="160" w:after="60" w:line="216" w:lineRule="auto"/>
         <w:jc w:val="right"/>
         <w:pBdr>
@@ -1491,7 +1246,7 @@
           <w:cs/>
           <w:rtl/>
         </w:rPr>
-        <w:t>معماری فرانت‌اند از صفر: لندینگ عمومی + ترید لاگین‌شده (کیف پول، خرید/فروش، پشتیبانی). بازار زنده Socket.io. Next.js، TypeScript، Zustand، TanStack Query.</w:t>
+        <w:t>فریلنس فرانت‌اند: کل فرانت‌اند arz.me را خودم ساختم (لندینگ + صرافی لاگین‌شده) از مسیر barman-tech / Graphay؛ نقش‌های دیگر تیمی بودند. بازار زنده Socket.io. Next.js، TypeScript، Zustand، TanStack Query.</w:t>
       </w:r>
     </w:p>
     <w:p>
@@ -1549,7 +1304,7 @@
           <w:cs/>
           <w:rtl/>
         </w:rPr>
-        <w:t>SPA ترید کاربر (app.xpay.co)، ادمین عملیات و رسید دیجیتال عمومی (همکاری viral-team). به‌روزرسانی زنده SignalR، Redux Toolkit، Ant Design؛ UX راست‌چین و تاریخ جلالی.</w:t>
+        <w:t>مشارکت در SPA ترید کاربر (app.xpay.co)، ادمین عملیات و رسید دیجیتال عمومی (viral-team) — نه ساخت انحصاری از صفر. هنوز پشتیبانی فنی: فیچر، رفع باگ و بهبود فرانت‌اند. SignalR، Redux Toolkit، Ant Design؛ UX راست‌چین و جلالی.</w:t>
       </w:r>
     </w:p>
     <w:p>
@@ -1585,7 +1340,7 @@
           <w:cs/>
           <w:rtl/>
         </w:rPr>
-        <w:t>ادمین، انبار، انتخاب‌گر سبد، پستچی، فروشگاه و PWA روی یک دامنه سفارش مشترک. Next.js، Redux، TypeScript. تحویل داخلی — بدون URL عمومی مارکتینگ.</w:t>
+        <w:t>ادمین، انبار، انتخاب‌گر سبد، پستچی، فروشگاه و PWA روی یک دامنه سفارش مشترک. Next.js، Redux، TypeScript. کار محرمانه مشتری (NDA) — بدون URL عمومی مارکتینگ و بدون نام مشتری.</w:t>
       </w:r>
     </w:p>
     <w:p>
@@ -1621,7 +1376,7 @@
           <w:cs/>
           <w:rtl/>
         </w:rPr>
-        <w:t>VisaPay (visapay.me)، SwapNet (swapnet.app)، Adgame (miniapp.adgame.fun)، Ariascale (ariascale.ir)، PSPro (pspro.ir)، کتاب‌فید (ketabfeed.com) و UI داخلی صرافی (EppoChange).</w:t>
+        <w:t>SwapNet (swapnet.app): کل فرانت‌اند، پشتیبانی جاری. VisaPay (visapay.me) و xpay.co: مشارکت تاریخی به‌علاوه پشتیبانی فنی جاری. همچنین Adgame (miniapp.adgame.fun)، Ariascale (ariascale.ir)، PSPro (pspro.ir)، کتاب‌فید (ketabfeed.com) و UI داخلی صرافی (EppoChange).</w:t>
       </w:r>
     </w:p>
     <w:p>
